--- a/quizzes/Quiz_13.docx
+++ b/quizzes/Quiz_13.docx
@@ -6,11 +6,13 @@
       <w:pPr>
         <w:rPr>
           <w:b w:val="1"/>
+          <w:bCs w:val="1"/>
         </w:rPr>
       </w:pPr>
       <w:r>
         <w:rPr>
           <w:b w:val="1"/>
+          <w:bCs w:val="1"/>
           <w:rtl w:val="0"/>
         </w:rPr>
         <w:t xml:space="preserve">Quiz 13</w:t>
@@ -264,6 +266,7 @@
               <w:jc w:val="center"/>
               <w:rPr>
                 <w:b w:val="1"/>
+                <w:bCs w:val="1"/>
                 <w:sz w:val="28"/>
                 <w:szCs w:val="28"/>
               </w:rPr>
@@ -271,6 +274,7 @@
             <w:r>
               <w:rPr>
                 <w:b w:val="1"/>
+                <w:bCs w:val="1"/>
                 <w:sz w:val="28"/>
                 <w:szCs w:val="28"/>
                 <w:rtl w:val="0"/>
@@ -303,6 +307,7 @@
               <w:jc w:val="center"/>
               <w:rPr>
                 <w:b w:val="1"/>
+                <w:bCs w:val="1"/>
                 <w:sz w:val="28"/>
                 <w:szCs w:val="28"/>
               </w:rPr>
@@ -310,6 +315,7 @@
             <w:r>
               <w:rPr>
                 <w:b w:val="1"/>
+                <w:bCs w:val="1"/>
                 <w:sz w:val="28"/>
                 <w:szCs w:val="28"/>
                 <w:rtl w:val="0"/>
@@ -342,6 +348,7 @@
               <w:jc w:val="center"/>
               <w:rPr>
                 <w:b w:val="1"/>
+                <w:bCs w:val="1"/>
                 <w:sz w:val="28"/>
                 <w:szCs w:val="28"/>
               </w:rPr>
@@ -349,6 +356,7 @@
             <w:r>
               <w:rPr>
                 <w:b w:val="1"/>
+                <w:bCs w:val="1"/>
                 <w:sz w:val="28"/>
                 <w:szCs w:val="28"/>
                 <w:rtl w:val="0"/>
@@ -417,6 +425,7 @@
               <w:jc w:val="center"/>
               <w:rPr>
                 <w:b w:val="1"/>
+                <w:bCs w:val="1"/>
                 <w:sz w:val="28"/>
                 <w:szCs w:val="28"/>
               </w:rPr>
@@ -424,6 +433,7 @@
             <w:r>
               <w:rPr>
                 <w:b w:val="1"/>
+                <w:bCs w:val="1"/>
                 <w:sz w:val="28"/>
                 <w:szCs w:val="28"/>
                 <w:rtl w:val="0"/>
@@ -600,6 +610,7 @@
               <w:jc w:val="center"/>
               <w:rPr>
                 <w:b w:val="1"/>
+                <w:bCs w:val="1"/>
                 <w:sz w:val="28"/>
                 <w:szCs w:val="28"/>
               </w:rPr>
@@ -607,6 +618,7 @@
             <w:r>
               <w:rPr>
                 <w:b w:val="1"/>
+                <w:bCs w:val="1"/>
                 <w:sz w:val="28"/>
                 <w:szCs w:val="28"/>
                 <w:rtl w:val="0"/>
@@ -783,6 +795,7 @@
               <w:jc w:val="center"/>
               <w:rPr>
                 <w:b w:val="1"/>
+                <w:bCs w:val="1"/>
                 <w:sz w:val="28"/>
                 <w:szCs w:val="28"/>
               </w:rPr>
@@ -790,6 +803,7 @@
             <w:r>
               <w:rPr>
                 <w:b w:val="1"/>
+                <w:bCs w:val="1"/>
                 <w:sz w:val="28"/>
                 <w:szCs w:val="28"/>
                 <w:rtl w:val="0"/>
@@ -1226,11 +1240,19 @@
       </w:pPr>
     </w:pPrDefault>
   </w:docDefaults>
+  <w:style w:type="table" w:styleId="TableNormal" w:default="1">
+    <w:name w:val="TableNormal"/>
+    <w:tblPr>
+      <w:tblCellMar>
+        <w:top w:w="100.0" w:type="dxa"/>
+        <w:left w:w="100.0" w:type="dxa"/>
+        <w:bottom w:w="100.0" w:type="dxa"/>
+        <w:right w:w="100.0" w:type="dxa"/>
+      </w:tblCellMar>
+    </w:tblPr>
+  </w:style>
   <w:style w:type="paragraph" w:styleId="Normal" w:default="1">
     <w:name w:val="normal"/>
-  </w:style>
-  <w:style w:type="table" w:styleId="TableNormal" w:default="1">
-    <w:name w:val="Table Normal"/>
   </w:style>
   <w:style w:type="paragraph" w:styleId="Heading1">
     <w:name w:val="heading 1"/>
@@ -1259,6 +1281,7 @@
     </w:pPr>
     <w:rPr>
       <w:b w:val="0"/>
+      <w:bCs w:val="0"/>
       <w:sz w:val="32"/>
       <w:szCs w:val="32"/>
     </w:rPr>
@@ -1275,6 +1298,7 @@
     </w:pPr>
     <w:rPr>
       <w:b w:val="0"/>
+      <w:bCs w:val="0"/>
       <w:color w:val="434343"/>
       <w:sz w:val="28"/>
       <w:szCs w:val="28"/>
@@ -1324,6 +1348,7 @@
     </w:pPr>
     <w:rPr>
       <w:i w:val="1"/>
+      <w:iCs w:val="1"/>
       <w:color w:val="666666"/>
       <w:sz w:val="22"/>
       <w:szCs w:val="22"/>
@@ -1357,6 +1382,7 @@
     <w:rPr>
       <w:rFonts w:ascii="Arial" w:cs="Arial" w:eastAsia="Arial" w:hAnsi="Arial"/>
       <w:i w:val="0"/>
+      <w:iCs w:val="0"/>
       <w:color w:val="666666"/>
       <w:sz w:val="30"/>
       <w:szCs w:val="30"/>
@@ -1369,12 +1395,7 @@
     <w:tblPr>
       <w:tblStyleRowBandSize w:val="1"/>
       <w:tblStyleColBandSize w:val="1"/>
-      <w:tblCellMar>
-        <w:top w:w="100.0" w:type="dxa"/>
-        <w:left w:w="100.0" w:type="dxa"/>
-        <w:bottom w:w="100.0" w:type="dxa"/>
-        <w:right w:w="100.0" w:type="dxa"/>
-      </w:tblCellMar>
+      <w:tblCellMar/>
     </w:tblPr>
     <w:tblStylePr w:type="band1Horz">
       <w:pPr/>
